--- a/flow/20240204_zachala_ev/iv014b.docx
+++ b/flow/20240204_zachala_ev/iv014b.docx
@@ -58,7 +58,25 @@
         <w:rPr>
           <w:color w:val="000000"/>
         </w:rPr>
-        <w:t xml:space="preserve"> По тому було юдейське свято, і Ісус прибув до Єрусалиму. </w:t>
+        <w:t xml:space="preserve"> </w:t>
+      </w:r>
+      <w:r>
+        <w:rPr>
+          <w:color w:val="000000"/>
+        </w:rPr>
+        <w:t>В той час</w:t>
+      </w:r>
+      <w:r>
+        <w:rPr>
+          <w:color w:val="000000"/>
+        </w:rPr>
+        <w:t xml:space="preserve"> </w:t>
+      </w:r>
+      <w:r>
+        <w:rPr>
+          <w:color w:val="000000"/>
+        </w:rPr>
+        <w:t xml:space="preserve">Ісус прибув до Єрусалиму. </w:t>
       </w:r>
       <w:r>
         <w:rPr>
@@ -70,7 +88,21 @@
         <w:rPr>
           <w:color w:val="000000"/>
         </w:rPr>
-        <w:t xml:space="preserve"> А є в Єрусалимі Овеча купіль, що зветься по-єврейськи Витесда й має п'ять притворів. </w:t>
+        <w:t xml:space="preserve"> А є в Єрусалимі Овеча купіль, що зветься по-єврейськи </w:t>
+      </w:r>
+      <w:proofErr w:type="spellStart"/>
+      <w:r>
+        <w:rPr>
+          <w:color w:val="000000"/>
+        </w:rPr>
+        <w:t>Витесда</w:t>
+      </w:r>
+      <w:proofErr w:type="spellEnd"/>
+      <w:r>
+        <w:rPr>
+          <w:color w:val="000000"/>
+        </w:rPr>
+        <w:t xml:space="preserve"> й має п'ять притворів. </w:t>
       </w:r>
       <w:r>
         <w:rPr>
